--- a/CV/Archive/Game Programmer/CoverLetter.docx
+++ b/CV/Archive/Game Programmer/CoverLetter.docx
@@ -1,6 +1,6 @@
 
 <file path=word/document.xml><?xml version="1.0" encoding="utf-8"?>
-<w:document xmlns:wpc="http://schemas.microsoft.com/office/word/2010/wordprocessingCanvas" xmlns:cx="http://schemas.microsoft.com/office/drawing/2014/chartex" xmlns:cx1="http://schemas.microsoft.com/office/drawing/2015/9/8/chartex" xmlns:cx2="http://schemas.microsoft.com/office/drawing/2015/10/21/chartex" xmlns:cx3="http://schemas.microsoft.com/office/drawing/2016/5/9/chartex" xmlns:cx4="http://schemas.microsoft.com/office/drawing/2016/5/10/chartex" xmlns:cx5="http://schemas.microsoft.com/office/drawing/2016/5/11/chartex" xmlns:cx6="http://schemas.microsoft.com/office/drawing/2016/5/12/chartex" xmlns:cx7="http://schemas.microsoft.com/office/drawing/2016/5/13/chartex" xmlns:cx8="http://schemas.microsoft.com/office/drawing/2016/5/14/chartex" xmlns:mc="http://schemas.openxmlformats.org/markup-compatibility/2006" xmlns:aink="http://schemas.microsoft.com/office/drawing/2016/ink" xmlns:am3d="http://schemas.microsoft.com/office/drawing/2017/model3d" xmlns:o="urn:schemas-microsoft-com:office:office" xmlns:oel="http://schemas.microsoft.com/office/2019/extlst" xmlns:r="http://schemas.openxmlformats.org/officeDocument/2006/relationships" xmlns:m="http://schemas.openxmlformats.org/officeDocument/2006/math" xmlns:v="urn:schemas-microsoft-com:vml" xmlns:wp14="http://schemas.microsoft.com/office/word/2010/wordprocessingDrawing" xmlns:wp="http://schemas.openxmlformats.org/drawingml/2006/wordprocessingDrawing" xmlns:w10="urn:schemas-microsoft-com:office:word" xmlns:w="http://schemas.openxmlformats.org/wordprocessingml/2006/main" xmlns:w14="http://schemas.microsoft.com/office/word/2010/wordml" xmlns:w15="http://schemas.microsoft.com/office/word/2012/wordml" xmlns:w16cex="http://schemas.microsoft.com/office/word/2018/wordml/cex" xmlns:w16cid="http://schemas.microsoft.com/office/word/2016/wordml/cid" xmlns:w16="http://schemas.microsoft.com/office/word/2018/wordml" xmlns:w16sdtdh="http://schemas.microsoft.com/office/word/2020/wordml/sdtdatahash" xmlns:w16se="http://schemas.microsoft.com/office/word/2015/wordml/symex" xmlns:wpg="http://schemas.microsoft.com/office/word/2010/wordprocessingGroup" xmlns:wpi="http://schemas.microsoft.com/office/word/2010/wordprocessingInk" xmlns:wne="http://schemas.microsoft.com/office/word/2006/wordml" xmlns:wps="http://schemas.microsoft.com/office/word/2010/wordprocessingShape" mc:Ignorable="w14 w15 w16se w16cid w16 w16cex w16sdtdh wp14">
+<w:document xmlns:wpc="http://schemas.microsoft.com/office/word/2010/wordprocessingCanvas" xmlns:cx="http://schemas.microsoft.com/office/drawing/2014/chartex" xmlns:cx1="http://schemas.microsoft.com/office/drawing/2015/9/8/chartex" xmlns:cx2="http://schemas.microsoft.com/office/drawing/2015/10/21/chartex" xmlns:cx3="http://schemas.microsoft.com/office/drawing/2016/5/9/chartex" xmlns:cx4="http://schemas.microsoft.com/office/drawing/2016/5/10/chartex" xmlns:cx5="http://schemas.microsoft.com/office/drawing/2016/5/11/chartex" xmlns:cx6="http://schemas.microsoft.com/office/drawing/2016/5/12/chartex" xmlns:cx7="http://schemas.microsoft.com/office/drawing/2016/5/13/chartex" xmlns:cx8="http://schemas.microsoft.com/office/drawing/2016/5/14/chartex" xmlns:mc="http://schemas.openxmlformats.org/markup-compatibility/2006" xmlns:aink="http://schemas.microsoft.com/office/drawing/2016/ink" xmlns:am3d="http://schemas.microsoft.com/office/drawing/2017/model3d" xmlns:o="urn:schemas-microsoft-com:office:office" xmlns:oel="http://schemas.microsoft.com/office/2019/extlst" xmlns:r="http://schemas.openxmlformats.org/officeDocument/2006/relationships" xmlns:m="http://schemas.openxmlformats.org/officeDocument/2006/math" xmlns:v="urn:schemas-microsoft-com:vml" xmlns:wp14="http://schemas.microsoft.com/office/word/2010/wordprocessingDrawing" xmlns:wp="http://schemas.openxmlformats.org/drawingml/2006/wordprocessingDrawing" xmlns:w10="urn:schemas-microsoft-com:office:word" xmlns:w="http://schemas.openxmlformats.org/wordprocessingml/2006/main" xmlns:w14="http://schemas.microsoft.com/office/word/2010/wordml" xmlns:w15="http://schemas.microsoft.com/office/word/2012/wordml" xmlns:w16cex="http://schemas.microsoft.com/office/word/2018/wordml/cex" xmlns:w16cid="http://schemas.microsoft.com/office/word/2016/wordml/cid" xmlns:w16="http://schemas.microsoft.com/office/word/2018/wordml" xmlns:w16du="http://schemas.microsoft.com/office/word/2023/wordml/word16du" xmlns:w16sdtdh="http://schemas.microsoft.com/office/word/2020/wordml/sdtdatahash" xmlns:w16sdtfl="http://schemas.microsoft.com/office/word/2024/wordml/sdtformatlock" xmlns:w16se="http://schemas.microsoft.com/office/word/2015/wordml/symex" xmlns:wpg="http://schemas.microsoft.com/office/word/2010/wordprocessingGroup" xmlns:wpi="http://schemas.microsoft.com/office/word/2010/wordprocessingInk" xmlns:wne="http://schemas.microsoft.com/office/word/2006/wordml" xmlns:wps="http://schemas.microsoft.com/office/word/2010/wordprocessingShape" mc:Ignorable="w14 w15 w16se w16cid w16 w16cex w16sdtdh w16sdtfl w16du wp14">
   <w:body>
     <w:p>
       <w:pPr>
@@ -120,7 +120,7 @@
                                   <w:sz w:val="24"/>
                                   <w:lang w:eastAsia="zh-CN"/>
                                 </w:rPr>
-                                <w:t>neil_jnda@outlook.com</w:t>
+                                <w:t>jinda.li@outlook.com</w:t>
                               </w:r>
                             </w:hyperlink>
                           </w:p>
@@ -224,7 +224,7 @@
                             <w:sz w:val="24"/>
                             <w:lang w:eastAsia="zh-CN"/>
                           </w:rPr>
-                          <w:t>neil_jnda@outlook.com</w:t>
+                          <w:t>jinda.li@outlook.com</w:t>
                         </w:r>
                       </w:hyperlink>
                     </w:p>
@@ -526,15 +526,17 @@
           <w:rFonts w:eastAsiaTheme="minorEastAsia"/>
           <w:lang w:eastAsia="zh-CN"/>
         </w:rPr>
-        <w:t>Dear Hiring Manager</w:t>
-      </w:r>
-      <w:r>
+        <w:t>Dear Zynga Hiring Team,</w:t>
+      </w:r>
+    </w:p>
+    <w:p>
+      <w:pPr>
+        <w:ind w:leftChars="193" w:left="425" w:rightChars="225" w:right="495"/>
         <w:rPr>
           <w:rFonts w:eastAsiaTheme="minorEastAsia"/>
           <w:lang w:eastAsia="zh-CN"/>
         </w:rPr>
-        <w:t>,</w:t>
-      </w:r>
+      </w:pPr>
     </w:p>
     <w:p>
       <w:pPr>
@@ -544,84 +546,28 @@
           <w:lang w:eastAsia="zh-CN"/>
         </w:rPr>
       </w:pPr>
-    </w:p>
-    <w:p>
-      <w:pPr>
-        <w:ind w:leftChars="193" w:left="425" w:rightChars="225" w:right="495"/>
+      <w:r>
         <w:rPr>
           <w:rFonts w:eastAsiaTheme="minorEastAsia"/>
           <w:lang w:eastAsia="zh-CN"/>
         </w:rPr>
-      </w:pPr>
-      <w:r>
-        <w:rPr>
-          <w:rFonts w:eastAsiaTheme="minorEastAsia" w:hint="eastAsia"/>
-          <w:lang w:eastAsia="zh-CN"/>
-        </w:rPr>
-        <w:t>With</w:t>
+        <w:t>I am excited to apply for the Software Developer position at Zynga in Helsinki. I have</w:t>
       </w:r>
       <w:r>
         <w:rPr>
           <w:rFonts w:eastAsiaTheme="minorEastAsia"/>
-          <w:lang w:eastAsia="zh-CN"/>
-        </w:rPr>
-        <w:t xml:space="preserve"> a formal </w:t>
+          <w:b/>
+          <w:bCs/>
+          <w:lang w:eastAsia="zh-CN"/>
+        </w:rPr>
+        <w:t xml:space="preserve"> over four years of Unity development experience </w:t>
       </w:r>
       <w:r>
         <w:rPr>
           <w:rFonts w:eastAsiaTheme="minorEastAsia"/>
           <w:lang w:eastAsia="zh-CN"/>
         </w:rPr>
-        <w:t xml:space="preserve">academic </w:t>
-      </w:r>
-      <w:r>
-        <w:rPr>
-          <w:rFonts w:eastAsiaTheme="minorEastAsia"/>
-          <w:lang w:eastAsia="zh-CN"/>
-        </w:rPr>
-        <w:t xml:space="preserve">background in </w:t>
-      </w:r>
-      <w:r>
-        <w:rPr>
-          <w:rFonts w:eastAsiaTheme="minorEastAsia"/>
-          <w:lang w:eastAsia="zh-CN"/>
-        </w:rPr>
-        <w:t xml:space="preserve">game development </w:t>
-      </w:r>
-      <w:r>
-        <w:rPr>
-          <w:rFonts w:eastAsiaTheme="minorEastAsia"/>
-          <w:lang w:eastAsia="zh-CN"/>
-        </w:rPr>
-        <w:t>paired with my proven experience in</w:t>
-      </w:r>
-      <w:r>
-        <w:rPr>
-          <w:rFonts w:eastAsiaTheme="minorEastAsia"/>
-          <w:lang w:eastAsia="zh-CN"/>
-        </w:rPr>
-        <w:t xml:space="preserve"> programming</w:t>
-      </w:r>
-      <w:r>
-        <w:rPr>
-          <w:rFonts w:eastAsiaTheme="minorEastAsia"/>
-          <w:lang w:eastAsia="zh-CN"/>
-        </w:rPr>
-        <w:t xml:space="preserve">, </w:t>
-      </w:r>
-      <w:r>
-        <w:rPr>
-          <w:rFonts w:eastAsiaTheme="minorEastAsia"/>
-          <w:lang w:eastAsia="zh-CN"/>
-        </w:rPr>
-        <w:t>I am writing to express</w:t>
-      </w:r>
-      <w:r>
-        <w:rPr>
-          <w:rFonts w:eastAsiaTheme="minorEastAsia"/>
-          <w:lang w:eastAsia="zh-CN"/>
-        </w:rPr>
-        <w:t xml:space="preserve"> my interest in the </w:t>
+        <w:t xml:space="preserve">with both team and personal projects. My work includes </w:t>
       </w:r>
       <w:r>
         <w:rPr>
@@ -630,7 +576,7 @@
           <w:bCs/>
           <w:lang w:eastAsia="zh-CN"/>
         </w:rPr>
-        <w:t>G</w:t>
+        <w:t>gameplay logics</w:t>
       </w:r>
       <w:r>
         <w:rPr>
@@ -639,1491 +585,105 @@
           <w:bCs/>
           <w:lang w:eastAsia="zh-CN"/>
         </w:rPr>
-        <w:t>ame Programmer</w:t>
+        <w:t>, map editors, Unity plugins, AI chat boxes, VR and XR applications, as well as mobile performance optimization on Android.</w:t>
       </w:r>
       <w:r>
         <w:rPr>
           <w:rFonts w:eastAsiaTheme="minorEastAsia"/>
-          <w:b/>
-          <w:bCs/>
-          <w:lang w:eastAsia="zh-CN"/>
-        </w:rPr>
-        <w:t xml:space="preserve"> </w:t>
-      </w:r>
-      <w:r>
+          <w:lang w:eastAsia="zh-CN"/>
+        </w:rPr>
+        <w:t xml:space="preserve"> Many of my projects aim to bring players a sense of emotional satisfaction, and I always develop features with the goal of enhancing the game experience. You can see many of my technical works, including graphics and game design, on my LinkedIn profile.</w:t>
+      </w:r>
+    </w:p>
+    <w:p>
+      <w:pPr>
+        <w:ind w:leftChars="193" w:left="425" w:rightChars="225" w:right="495"/>
         <w:rPr>
           <w:rFonts w:eastAsiaTheme="minorEastAsia"/>
           <w:lang w:eastAsia="zh-CN"/>
         </w:rPr>
-        <w:t xml:space="preserve">position. </w:t>
-      </w:r>
-      <w:r>
+      </w:pPr>
+    </w:p>
+    <w:p>
+      <w:pPr>
+        <w:ind w:leftChars="193" w:left="425" w:rightChars="225" w:right="495"/>
         <w:rPr>
           <w:rFonts w:eastAsiaTheme="minorEastAsia"/>
           <w:lang w:eastAsia="zh-CN"/>
         </w:rPr>
-        <w:t xml:space="preserve">I believe </w:t>
-      </w:r>
+      </w:pPr>
       <w:r>
         <w:rPr>
           <w:rFonts w:eastAsiaTheme="minorEastAsia"/>
           <w:lang w:eastAsia="zh-CN"/>
         </w:rPr>
-        <w:t xml:space="preserve">that </w:t>
-      </w:r>
-      <w:r>
+        <w:t>I also have professional experience at Microsoft, where I strengthened my collaborative skills and learned to write clean and maintainable code. Even in personal projects, I take coding standards seriously. I believe my combination of technical skills, teamwork experience, and focus on player experience makes me a good fit for Zynga.</w:t>
+      </w:r>
+    </w:p>
+    <w:p>
+      <w:pPr>
+        <w:ind w:leftChars="193" w:left="425" w:rightChars="225" w:right="495"/>
         <w:rPr>
           <w:rFonts w:eastAsiaTheme="minorEastAsia"/>
           <w:lang w:eastAsia="zh-CN"/>
         </w:rPr>
-        <w:t>my</w:t>
-      </w:r>
-      <w:r>
+      </w:pPr>
+    </w:p>
+    <w:p>
+      <w:pPr>
+        <w:ind w:leftChars="193" w:left="425" w:rightChars="225" w:right="495"/>
         <w:rPr>
           <w:rFonts w:eastAsiaTheme="minorEastAsia"/>
           <w:lang w:eastAsia="zh-CN"/>
         </w:rPr>
-        <w:t xml:space="preserve"> positive</w:t>
-      </w:r>
+      </w:pPr>
       <w:r>
         <w:rPr>
           <w:rFonts w:eastAsiaTheme="minorEastAsia"/>
           <w:lang w:eastAsia="zh-CN"/>
         </w:rPr>
-        <w:t xml:space="preserve"> can-do attitude </w:t>
-      </w:r>
-      <w:r>
+        <w:t>I would love the chance to chat and share how I can contribute to your team. Thank you for your time and consideration.</w:t>
+      </w:r>
+    </w:p>
+    <w:p>
+      <w:pPr>
+        <w:ind w:leftChars="193" w:left="425" w:rightChars="225" w:right="495"/>
         <w:rPr>
           <w:rFonts w:eastAsiaTheme="minorEastAsia"/>
           <w:lang w:eastAsia="zh-CN"/>
         </w:rPr>
-        <w:t xml:space="preserve">and </w:t>
-      </w:r>
-      <w:r>
+      </w:pPr>
+    </w:p>
+    <w:p>
+      <w:pPr>
+        <w:ind w:leftChars="193" w:left="425" w:rightChars="225" w:right="495"/>
         <w:rPr>
           <w:rFonts w:eastAsiaTheme="minorEastAsia"/>
           <w:lang w:eastAsia="zh-CN"/>
         </w:rPr>
-        <w:t xml:space="preserve">2 years+ of </w:t>
-      </w:r>
+      </w:pPr>
       <w:r>
         <w:rPr>
           <w:rFonts w:eastAsiaTheme="minorEastAsia"/>
           <w:lang w:eastAsia="zh-CN"/>
         </w:rPr>
-        <w:t>extensive</w:t>
-      </w:r>
-      <w:r>
+        <w:t>Best regards</w:t>
+      </w:r>
+    </w:p>
+    <w:p>
+      <w:pPr>
+        <w:ind w:leftChars="193" w:left="425" w:rightChars="225" w:right="495"/>
         <w:rPr>
           <w:rFonts w:eastAsiaTheme="minorEastAsia"/>
           <w:lang w:eastAsia="zh-CN"/>
         </w:rPr>
-        <w:t xml:space="preserve"> </w:t>
-      </w:r>
-      <w:r>
-        <w:rPr>
-          <w:rFonts w:eastAsiaTheme="minorEastAsia" w:hint="eastAsia"/>
-          <w:lang w:eastAsia="zh-CN"/>
-        </w:rPr>
-        <w:t>e</w:t>
-      </w:r>
+      </w:pPr>
       <w:r>
         <w:rPr>
           <w:rFonts w:eastAsiaTheme="minorEastAsia"/>
           <w:lang w:eastAsia="zh-CN"/>
         </w:rPr>
-        <w:t>xperience in developing with Unity</w:t>
-      </w:r>
-      <w:r>
-        <w:rPr>
-          <w:rFonts w:eastAsiaTheme="minorEastAsia"/>
-          <w:lang w:eastAsia="zh-CN"/>
-        </w:rPr>
-        <w:t xml:space="preserve"> </w:t>
-      </w:r>
-      <w:r>
-        <w:rPr>
-          <w:rFonts w:eastAsiaTheme="minorEastAsia"/>
-          <w:lang w:eastAsia="zh-CN"/>
-        </w:rPr>
-        <w:t xml:space="preserve">would make </w:t>
-      </w:r>
-      <w:r>
-        <w:rPr>
-          <w:rFonts w:eastAsiaTheme="minorEastAsia"/>
-          <w:lang w:eastAsia="zh-CN"/>
-        </w:rPr>
-        <w:t xml:space="preserve">me </w:t>
-      </w:r>
-      <w:r>
-        <w:rPr>
-          <w:rFonts w:eastAsiaTheme="minorEastAsia"/>
-          <w:lang w:eastAsia="zh-CN"/>
-        </w:rPr>
-        <w:t>a valuable addition to your team.</w:t>
-      </w:r>
-    </w:p>
-    <w:p>
-      <w:pPr>
-        <w:ind w:leftChars="193" w:left="425" w:rightChars="225" w:right="495"/>
-        <w:rPr>
-          <w:rFonts w:eastAsiaTheme="minorEastAsia"/>
-          <w:lang w:eastAsia="zh-CN"/>
-        </w:rPr>
-      </w:pPr>
-    </w:p>
-    <w:p>
-      <w:pPr>
-        <w:ind w:leftChars="193" w:left="425" w:rightChars="225" w:right="495"/>
-        <w:rPr>
-          <w:rFonts w:eastAsiaTheme="minorEastAsia"/>
-          <w:lang w:eastAsia="zh-CN"/>
-        </w:rPr>
-      </w:pPr>
-      <w:r>
-        <w:rPr>
-          <w:rFonts w:eastAsiaTheme="minorEastAsia"/>
-          <w:lang w:eastAsia="zh-CN"/>
-        </w:rPr>
-        <w:t xml:space="preserve">As a self-motivated </w:t>
-      </w:r>
-      <w:r>
-        <w:rPr>
-          <w:rFonts w:eastAsiaTheme="minorEastAsia"/>
-          <w:lang w:eastAsia="zh-CN"/>
-        </w:rPr>
-        <w:t>programmer</w:t>
-      </w:r>
-      <w:r>
-        <w:rPr>
-          <w:rFonts w:eastAsiaTheme="minorEastAsia"/>
-          <w:lang w:eastAsia="zh-CN"/>
-        </w:rPr>
-        <w:t xml:space="preserve"> with </w:t>
-      </w:r>
-      <w:r>
-        <w:rPr>
-          <w:rFonts w:eastAsiaTheme="minorEastAsia"/>
-          <w:lang w:eastAsia="zh-CN"/>
-        </w:rPr>
-        <w:t>excellent</w:t>
-      </w:r>
-      <w:r>
-        <w:rPr>
-          <w:rFonts w:eastAsiaTheme="minorEastAsia"/>
-          <w:lang w:eastAsia="zh-CN"/>
-        </w:rPr>
-        <w:t xml:space="preserve"> academic performance at Aalto University</w:t>
-      </w:r>
-      <w:r>
-        <w:rPr>
-          <w:rFonts w:eastAsiaTheme="minorEastAsia"/>
-          <w:lang w:eastAsia="zh-CN"/>
-        </w:rPr>
-        <w:t xml:space="preserve">, I have </w:t>
-      </w:r>
-      <w:r>
-        <w:rPr>
-          <w:rFonts w:eastAsiaTheme="minorEastAsia"/>
-          <w:lang w:eastAsia="zh-CN"/>
-        </w:rPr>
-        <w:t xml:space="preserve">a </w:t>
-      </w:r>
-      <w:r>
-        <w:rPr>
-          <w:rFonts w:eastAsiaTheme="minorEastAsia"/>
-          <w:lang w:eastAsia="zh-CN"/>
-        </w:rPr>
-        <w:t xml:space="preserve">solid </w:t>
-      </w:r>
-      <w:r>
-        <w:rPr>
-          <w:rFonts w:eastAsiaTheme="minorEastAsia"/>
-          <w:lang w:eastAsia="zh-CN"/>
-        </w:rPr>
-        <w:t>knowledge</w:t>
-      </w:r>
-      <w:r>
-        <w:rPr>
-          <w:rFonts w:eastAsiaTheme="minorEastAsia"/>
-          <w:lang w:eastAsia="zh-CN"/>
-        </w:rPr>
-        <w:t xml:space="preserve"> of </w:t>
-      </w:r>
-      <w:r>
-        <w:rPr>
-          <w:rFonts w:eastAsiaTheme="minorEastAsia"/>
-          <w:lang w:eastAsia="zh-CN"/>
-        </w:rPr>
-        <w:t xml:space="preserve">computer graphics, </w:t>
-      </w:r>
-      <w:r>
-        <w:rPr>
-          <w:rFonts w:eastAsiaTheme="minorEastAsia"/>
-          <w:lang w:eastAsia="zh-CN"/>
-        </w:rPr>
-        <w:t>databases</w:t>
-      </w:r>
-      <w:r>
-        <w:rPr>
-          <w:rFonts w:eastAsiaTheme="minorEastAsia"/>
-          <w:lang w:eastAsia="zh-CN"/>
-        </w:rPr>
-        <w:t>,</w:t>
-      </w:r>
-      <w:r>
-        <w:rPr>
-          <w:rFonts w:eastAsiaTheme="minorEastAsia"/>
-          <w:lang w:eastAsia="zh-CN"/>
-        </w:rPr>
-        <w:t xml:space="preserve"> algorithms, etc.</w:t>
-      </w:r>
-      <w:r>
-        <w:rPr>
-          <w:rFonts w:eastAsiaTheme="minorEastAsia"/>
-          <w:lang w:eastAsia="zh-CN"/>
-        </w:rPr>
-        <w:t xml:space="preserve"> </w:t>
-      </w:r>
-      <w:r>
-        <w:rPr>
-          <w:rFonts w:eastAsiaTheme="minorEastAsia" w:hint="eastAsia"/>
-          <w:lang w:eastAsia="zh-CN"/>
-        </w:rPr>
-        <w:t>In</w:t>
-      </w:r>
-      <w:r>
-        <w:rPr>
-          <w:rFonts w:eastAsiaTheme="minorEastAsia"/>
-          <w:lang w:eastAsia="zh-CN"/>
-        </w:rPr>
-        <w:t xml:space="preserve"> </w:t>
-      </w:r>
-      <w:r>
-        <w:rPr>
-          <w:rFonts w:eastAsiaTheme="minorEastAsia" w:hint="eastAsia"/>
-          <w:lang w:eastAsia="zh-CN"/>
-        </w:rPr>
-        <w:t>m</w:t>
-      </w:r>
-      <w:r>
-        <w:rPr>
-          <w:rFonts w:eastAsiaTheme="minorEastAsia"/>
-          <w:lang w:eastAsia="zh-CN"/>
-        </w:rPr>
-        <w:t xml:space="preserve">y </w:t>
-      </w:r>
-      <w:r>
-        <w:rPr>
-          <w:rFonts w:eastAsiaTheme="minorEastAsia"/>
-          <w:lang w:eastAsia="zh-CN"/>
-        </w:rPr>
-        <w:t>previous projects,</w:t>
-      </w:r>
-      <w:r>
-        <w:rPr>
-          <w:rFonts w:eastAsiaTheme="minorEastAsia"/>
-          <w:lang w:eastAsia="zh-CN"/>
-        </w:rPr>
-        <w:t xml:space="preserve"> </w:t>
-      </w:r>
-      <w:r>
-        <w:rPr>
-          <w:rFonts w:eastAsiaTheme="minorEastAsia"/>
-          <w:lang w:eastAsia="zh-CN"/>
-        </w:rPr>
-        <w:t xml:space="preserve">I code daily to </w:t>
-      </w:r>
-      <w:r>
-        <w:rPr>
-          <w:rFonts w:eastAsiaTheme="minorEastAsia"/>
-          <w:lang w:eastAsia="zh-CN"/>
-        </w:rPr>
-        <w:t xml:space="preserve">develop and maintain reliable </w:t>
-      </w:r>
-      <w:r>
-        <w:rPr>
-          <w:rFonts w:eastAsiaTheme="minorEastAsia"/>
-          <w:lang w:eastAsia="zh-CN"/>
-        </w:rPr>
-        <w:t>feature</w:t>
-      </w:r>
-      <w:r>
-        <w:rPr>
-          <w:rFonts w:eastAsiaTheme="minorEastAsia"/>
-          <w:lang w:eastAsia="zh-CN"/>
-        </w:rPr>
-        <w:t xml:space="preserve">s </w:t>
-      </w:r>
-      <w:r>
-        <w:rPr>
-          <w:rFonts w:eastAsiaTheme="minorEastAsia"/>
-          <w:lang w:eastAsia="zh-CN"/>
-        </w:rPr>
-        <w:t>for</w:t>
-      </w:r>
-      <w:r>
-        <w:rPr>
-          <w:rFonts w:eastAsiaTheme="minorEastAsia"/>
-          <w:lang w:eastAsia="zh-CN"/>
-        </w:rPr>
-        <w:t xml:space="preserve"> games.</w:t>
-      </w:r>
-      <w:r>
-        <w:rPr>
-          <w:rFonts w:eastAsiaTheme="minorEastAsia"/>
-          <w:lang w:eastAsia="zh-CN"/>
-        </w:rPr>
-        <w:t xml:space="preserve"> </w:t>
-      </w:r>
-      <w:r>
-        <w:rPr>
-          <w:rFonts w:eastAsiaTheme="minorEastAsia"/>
-          <w:lang w:eastAsia="zh-CN"/>
-        </w:rPr>
-        <w:t>My experience with Unity also includes the build pipeline, graphics programming, tool development, and reinforcement learning AI.</w:t>
-      </w:r>
-      <w:r>
-        <w:rPr>
-          <w:rFonts w:eastAsiaTheme="minorEastAsia"/>
-          <w:lang w:eastAsia="zh-CN"/>
-        </w:rPr>
-        <w:t xml:space="preserve"> I also </w:t>
-      </w:r>
-      <w:r>
-        <w:rPr>
-          <w:rFonts w:eastAsiaTheme="minorEastAsia"/>
-          <w:lang w:eastAsia="zh-CN"/>
-        </w:rPr>
-        <w:t>developed my skills in React</w:t>
-      </w:r>
-      <w:r>
-        <w:rPr>
-          <w:rFonts w:eastAsiaTheme="minorEastAsia"/>
-          <w:lang w:eastAsia="zh-CN"/>
-        </w:rPr>
-        <w:t xml:space="preserve"> and </w:t>
-      </w:r>
-      <w:r>
-        <w:rPr>
-          <w:rFonts w:eastAsiaTheme="minorEastAsia"/>
-          <w:lang w:eastAsia="zh-CN"/>
-        </w:rPr>
-        <w:t>Express</w:t>
-      </w:r>
-      <w:r>
-        <w:rPr>
-          <w:rFonts w:eastAsiaTheme="minorEastAsia"/>
-          <w:lang w:eastAsia="zh-CN"/>
-        </w:rPr>
-        <w:t xml:space="preserve"> to be a full-stack developer </w:t>
-      </w:r>
-      <w:r>
-        <w:rPr>
-          <w:rFonts w:eastAsiaTheme="minorEastAsia"/>
-          <w:lang w:eastAsia="zh-CN"/>
-        </w:rPr>
-        <w:t xml:space="preserve">and </w:t>
-      </w:r>
-      <w:r>
-        <w:rPr>
-          <w:rFonts w:eastAsiaTheme="minorEastAsia"/>
-          <w:lang w:eastAsia="zh-CN"/>
-        </w:rPr>
-        <w:t xml:space="preserve">learned </w:t>
-      </w:r>
-      <w:r>
-        <w:rPr>
-          <w:rFonts w:eastAsiaTheme="minorEastAsia"/>
-          <w:lang w:eastAsia="zh-CN"/>
-        </w:rPr>
-        <w:t>OpenMP</w:t>
-      </w:r>
-      <w:r>
-        <w:rPr>
-          <w:rFonts w:eastAsiaTheme="minorEastAsia"/>
-          <w:lang w:eastAsia="zh-CN"/>
-        </w:rPr>
-        <w:t xml:space="preserve"> for efficient parallel programming</w:t>
-      </w:r>
-      <w:r>
-        <w:rPr>
-          <w:rFonts w:eastAsiaTheme="minorEastAsia"/>
-          <w:lang w:eastAsia="zh-CN"/>
-        </w:rPr>
-        <w:t>.</w:t>
-      </w:r>
-    </w:p>
-    <w:p>
-      <w:pPr>
-        <w:ind w:leftChars="193" w:left="425" w:rightChars="225" w:right="495"/>
-        <w:rPr>
-          <w:rFonts w:eastAsiaTheme="minorEastAsia"/>
-          <w:lang w:eastAsia="zh-CN"/>
-        </w:rPr>
-      </w:pPr>
-    </w:p>
-    <w:p>
-      <w:pPr>
-        <w:ind w:leftChars="193" w:left="425" w:rightChars="225" w:right="495"/>
-        <w:rPr>
-          <w:rFonts w:eastAsiaTheme="minorEastAsia"/>
-          <w:lang w:eastAsia="zh-CN"/>
-        </w:rPr>
-      </w:pPr>
-      <w:r>
-        <w:rPr>
-          <w:rFonts w:eastAsiaTheme="minorEastAsia"/>
-          <w:lang w:eastAsia="zh-CN"/>
-        </w:rPr>
-        <w:t>The following are some highlights of my qualifications and experience:</w:t>
-      </w:r>
-    </w:p>
-    <w:p>
-      <w:pPr>
-        <w:ind w:leftChars="193" w:left="425" w:rightChars="225" w:right="495"/>
-        <w:rPr>
-          <w:rFonts w:eastAsiaTheme="minorEastAsia"/>
-          <w:lang w:eastAsia="zh-CN"/>
-        </w:rPr>
-      </w:pPr>
-    </w:p>
-    <w:p>
-      <w:pPr>
-        <w:pStyle w:val="a3"/>
-        <w:numPr>
-          <w:ilvl w:val="0"/>
-          <w:numId w:val="4"/>
-        </w:numPr>
-        <w:ind w:rightChars="225" w:right="495"/>
-        <w:rPr>
-          <w:rFonts w:eastAsiaTheme="minorEastAsia"/>
-          <w:lang w:eastAsia="zh-CN"/>
-        </w:rPr>
-      </w:pPr>
-      <w:r>
-        <w:rPr>
-          <w:rFonts w:eastAsiaTheme="minorEastAsia" w:hint="eastAsia"/>
-          <w:lang w:eastAsia="zh-CN"/>
-        </w:rPr>
-        <w:t>I</w:t>
-      </w:r>
-      <w:r>
-        <w:rPr>
-          <w:rFonts w:eastAsiaTheme="minorEastAsia"/>
-          <w:lang w:eastAsia="zh-CN"/>
-        </w:rPr>
-        <w:t xml:space="preserve"> </w:t>
-      </w:r>
-      <w:r>
-        <w:rPr>
-          <w:rFonts w:eastAsiaTheme="minorEastAsia" w:hint="eastAsia"/>
-          <w:lang w:eastAsia="zh-CN"/>
-        </w:rPr>
-        <w:t>have</w:t>
-      </w:r>
-      <w:r>
-        <w:rPr>
-          <w:rFonts w:eastAsiaTheme="minorEastAsia"/>
-          <w:lang w:eastAsia="zh-CN"/>
-        </w:rPr>
-        <w:t xml:space="preserve"> served as a</w:t>
-      </w:r>
-      <w:r>
-        <w:rPr>
-          <w:rFonts w:eastAsiaTheme="minorEastAsia"/>
-          <w:lang w:eastAsia="zh-CN"/>
-        </w:rPr>
-        <w:t xml:space="preserve"> main</w:t>
-      </w:r>
-      <w:r>
-        <w:rPr>
-          <w:rFonts w:eastAsiaTheme="minorEastAsia"/>
-          <w:lang w:eastAsia="zh-CN"/>
-        </w:rPr>
-        <w:t xml:space="preserve"> programmer in the game project </w:t>
-      </w:r>
-      <w:r>
-        <w:rPr>
-          <w:rFonts w:eastAsiaTheme="minorEastAsia"/>
-          <w:i/>
-          <w:iCs/>
-          <w:lang w:eastAsia="zh-CN"/>
-        </w:rPr>
-        <w:t>T</w:t>
-      </w:r>
-      <w:r>
-        <w:rPr>
-          <w:rFonts w:eastAsiaTheme="minorEastAsia" w:hint="eastAsia"/>
-          <w:i/>
-          <w:iCs/>
-          <w:lang w:eastAsia="zh-CN"/>
-        </w:rPr>
-        <w:t>hey</w:t>
-      </w:r>
-      <w:r>
-        <w:rPr>
-          <w:rFonts w:eastAsiaTheme="minorEastAsia"/>
-          <w:i/>
-          <w:iCs/>
-          <w:lang w:eastAsia="zh-CN"/>
-        </w:rPr>
-        <w:t xml:space="preserve"> are you</w:t>
-      </w:r>
-      <w:r>
-        <w:rPr>
-          <w:rFonts w:eastAsiaTheme="minorEastAsia"/>
-          <w:lang w:eastAsia="zh-CN"/>
-        </w:rPr>
-        <w:t xml:space="preserve">, where I developed a data-based </w:t>
-      </w:r>
-      <w:r>
-        <w:rPr>
-          <w:rFonts w:eastAsiaTheme="minorEastAsia"/>
-          <w:lang w:eastAsia="zh-CN"/>
-        </w:rPr>
-        <w:t xml:space="preserve">character </w:t>
-      </w:r>
-      <w:r>
-        <w:rPr>
-          <w:rFonts w:eastAsiaTheme="minorEastAsia" w:hint="eastAsia"/>
-          <w:lang w:eastAsia="zh-CN"/>
-        </w:rPr>
-        <w:t>s</w:t>
-      </w:r>
-      <w:r>
-        <w:rPr>
-          <w:rFonts w:eastAsiaTheme="minorEastAsia"/>
-          <w:lang w:eastAsia="zh-CN"/>
-        </w:rPr>
-        <w:t xml:space="preserve">ystem with C# and Unity that makes the concept “You become whom you kill” </w:t>
-      </w:r>
-      <w:r>
-        <w:rPr>
-          <w:rFonts w:eastAsiaTheme="minorEastAsia"/>
-          <w:lang w:eastAsia="zh-CN"/>
-        </w:rPr>
-        <w:t>playable</w:t>
-      </w:r>
-      <w:r>
-        <w:rPr>
-          <w:rFonts w:eastAsiaTheme="minorEastAsia"/>
-          <w:lang w:eastAsia="zh-CN"/>
-        </w:rPr>
-        <w:t>. I was also</w:t>
-      </w:r>
-      <w:r>
-        <w:t xml:space="preserve"> </w:t>
-      </w:r>
-      <w:r>
-        <w:rPr>
-          <w:rFonts w:eastAsiaTheme="minorEastAsia"/>
-          <w:lang w:eastAsia="zh-CN"/>
-        </w:rPr>
-        <w:t>responsible for</w:t>
-      </w:r>
-      <w:r>
-        <w:rPr>
-          <w:rFonts w:eastAsiaTheme="minorEastAsia"/>
-          <w:lang w:eastAsia="zh-CN"/>
-        </w:rPr>
-        <w:t xml:space="preserve"> the</w:t>
-      </w:r>
-      <w:r>
-        <w:rPr>
-          <w:rFonts w:eastAsiaTheme="minorEastAsia"/>
-          <w:lang w:eastAsia="zh-CN"/>
-        </w:rPr>
-        <w:t xml:space="preserve"> </w:t>
-      </w:r>
-      <w:r>
-        <w:rPr>
-          <w:rFonts w:eastAsiaTheme="minorEastAsia"/>
-          <w:lang w:eastAsia="zh-CN"/>
-        </w:rPr>
-        <w:t>gameplay content including character control, combat system, and logic/graphics of vision</w:t>
-      </w:r>
-      <w:r>
-        <w:rPr>
-          <w:rFonts w:eastAsiaTheme="minorEastAsia" w:hint="eastAsia"/>
-          <w:lang w:eastAsia="zh-CN"/>
-        </w:rPr>
-        <w:t>.</w:t>
-      </w:r>
-      <w:r>
-        <w:rPr>
-          <w:rFonts w:eastAsiaTheme="minorEastAsia"/>
-          <w:lang w:eastAsia="zh-CN"/>
-        </w:rPr>
-        <w:t xml:space="preserve"> </w:t>
-      </w:r>
-      <w:r>
-        <w:rPr>
-          <w:rFonts w:eastAsiaTheme="minorEastAsia"/>
-          <w:lang w:eastAsia="zh-CN"/>
-        </w:rPr>
-        <w:t xml:space="preserve">This game </w:t>
-      </w:r>
-      <w:r>
-        <w:rPr>
-          <w:rFonts w:eastAsiaTheme="minorEastAsia"/>
-          <w:lang w:eastAsia="zh-CN"/>
-        </w:rPr>
-        <w:t>won second place in the 2022 Bit1 competition.</w:t>
-      </w:r>
-    </w:p>
-    <w:p>
-      <w:pPr>
-        <w:ind w:leftChars="193" w:left="425" w:rightChars="225" w:right="495" w:firstLine="1"/>
-        <w:rPr>
-          <w:rFonts w:eastAsiaTheme="minorEastAsia"/>
-          <w:lang w:eastAsia="zh-CN"/>
-        </w:rPr>
-      </w:pPr>
-    </w:p>
-    <w:p>
-      <w:pPr>
-        <w:pStyle w:val="a3"/>
-        <w:numPr>
-          <w:ilvl w:val="0"/>
-          <w:numId w:val="4"/>
-        </w:numPr>
-        <w:ind w:rightChars="225" w:right="495"/>
-        <w:rPr>
-          <w:rFonts w:eastAsiaTheme="minorEastAsia"/>
-          <w:lang w:eastAsia="zh-CN"/>
-        </w:rPr>
-      </w:pPr>
-      <w:r>
-        <w:rPr>
-          <w:rFonts w:eastAsiaTheme="minorEastAsia" w:hint="eastAsia"/>
-          <w:lang w:eastAsia="zh-CN"/>
-        </w:rPr>
-        <w:t>I</w:t>
-      </w:r>
-      <w:r>
-        <w:rPr>
-          <w:rFonts w:eastAsiaTheme="minorEastAsia"/>
-          <w:lang w:eastAsia="zh-CN"/>
-        </w:rPr>
-        <w:t xml:space="preserve"> </w:t>
-      </w:r>
-      <w:r>
-        <w:rPr>
-          <w:rFonts w:eastAsiaTheme="minorEastAsia"/>
-          <w:lang w:eastAsia="zh-CN"/>
-        </w:rPr>
-        <w:t>have proficiency in implementing</w:t>
-      </w:r>
-      <w:r>
-        <w:rPr>
-          <w:rFonts w:eastAsiaTheme="minorEastAsia"/>
-          <w:lang w:eastAsia="zh-CN"/>
-        </w:rPr>
-        <w:t xml:space="preserve"> interactable features and extension tools</w:t>
-      </w:r>
-      <w:r>
-        <w:rPr>
-          <w:rFonts w:eastAsiaTheme="minorEastAsia"/>
-          <w:lang w:eastAsia="zh-CN"/>
-        </w:rPr>
-        <w:t xml:space="preserve">. </w:t>
-      </w:r>
-      <w:r>
-        <w:rPr>
-          <w:rFonts w:eastAsiaTheme="minorEastAsia"/>
-          <w:lang w:eastAsia="zh-CN"/>
-        </w:rPr>
-        <w:t>In my previous</w:t>
-      </w:r>
-      <w:r>
-        <w:rPr>
-          <w:rFonts w:eastAsiaTheme="minorEastAsia"/>
-          <w:lang w:eastAsia="zh-CN"/>
-        </w:rPr>
-        <w:t xml:space="preserve"> projects</w:t>
-      </w:r>
-      <w:r>
-        <w:rPr>
-          <w:rFonts w:eastAsiaTheme="minorEastAsia"/>
-          <w:lang w:eastAsia="zh-CN"/>
-        </w:rPr>
-        <w:t>,</w:t>
-      </w:r>
-      <w:r>
-        <w:rPr>
-          <w:rFonts w:eastAsiaTheme="minorEastAsia"/>
-          <w:lang w:eastAsia="zh-CN"/>
-        </w:rPr>
-        <w:t xml:space="preserve"> I demonstrated my ability in creating a bullet system with an object pool,</w:t>
-      </w:r>
-      <w:r>
-        <w:t xml:space="preserve"> a </w:t>
-      </w:r>
-      <w:r>
-        <w:rPr>
-          <w:rFonts w:eastAsiaTheme="minorEastAsia"/>
-          <w:lang w:eastAsia="zh-CN"/>
-        </w:rPr>
-        <w:t>synchronization system</w:t>
-      </w:r>
-      <w:r>
-        <w:rPr>
-          <w:rFonts w:eastAsiaTheme="minorEastAsia"/>
-          <w:lang w:eastAsia="zh-CN"/>
-        </w:rPr>
-        <w:t xml:space="preserve"> for a loop space game,</w:t>
-      </w:r>
-      <w:r>
-        <w:rPr>
-          <w:rFonts w:eastAsiaTheme="minorEastAsia"/>
-          <w:lang w:eastAsia="zh-CN"/>
-        </w:rPr>
-        <w:t xml:space="preserve"> </w:t>
-      </w:r>
-      <w:r>
-        <w:rPr>
-          <w:rFonts w:eastAsiaTheme="minorEastAsia"/>
-          <w:lang w:eastAsia="zh-CN"/>
-        </w:rPr>
-        <w:t xml:space="preserve">etc. </w:t>
-      </w:r>
-      <w:r>
-        <w:rPr>
-          <w:rFonts w:eastAsiaTheme="minorEastAsia"/>
-          <w:lang w:eastAsia="zh-CN"/>
-        </w:rPr>
-        <w:t xml:space="preserve">I also have in-depth knowledge of OOD, </w:t>
-      </w:r>
-      <w:r>
-        <w:rPr>
-          <w:rFonts w:eastAsiaTheme="minorEastAsia"/>
-          <w:lang w:eastAsia="zh-CN"/>
-        </w:rPr>
-        <w:t xml:space="preserve">game programming patterns, </w:t>
-      </w:r>
-      <w:r>
-        <w:rPr>
-          <w:rFonts w:eastAsiaTheme="minorEastAsia"/>
-          <w:lang w:eastAsia="zh-CN"/>
-        </w:rPr>
-        <w:t>and other essential developer tools.</w:t>
-      </w:r>
-    </w:p>
-    <w:p>
-      <w:pPr>
-        <w:ind w:leftChars="193" w:left="425" w:rightChars="225" w:right="495" w:firstLine="1"/>
-        <w:rPr>
-          <w:rFonts w:eastAsiaTheme="minorEastAsia"/>
-          <w:lang w:eastAsia="zh-CN"/>
-        </w:rPr>
-      </w:pPr>
-    </w:p>
-    <w:p>
-      <w:pPr>
-        <w:pStyle w:val="a3"/>
-        <w:numPr>
-          <w:ilvl w:val="0"/>
-          <w:numId w:val="4"/>
-        </w:numPr>
-        <w:ind w:rightChars="225" w:right="495"/>
-        <w:rPr>
-          <w:rFonts w:eastAsiaTheme="minorEastAsia"/>
-          <w:lang w:eastAsia="zh-CN"/>
-        </w:rPr>
-      </w:pPr>
-      <w:r>
-        <w:rPr>
-          <w:rFonts w:eastAsiaTheme="minorEastAsia" w:hint="eastAsia"/>
-          <w:lang w:eastAsia="zh-CN"/>
-        </w:rPr>
-        <w:t>I</w:t>
-      </w:r>
-      <w:r>
-        <w:rPr>
-          <w:rFonts w:eastAsiaTheme="minorEastAsia"/>
-          <w:lang w:eastAsia="zh-CN"/>
-        </w:rPr>
-        <w:t xml:space="preserve"> have experience working</w:t>
-      </w:r>
-      <w:r>
-        <w:rPr>
-          <w:rFonts w:eastAsiaTheme="minorEastAsia"/>
-          <w:lang w:eastAsia="zh-CN"/>
-        </w:rPr>
-        <w:t xml:space="preserve"> </w:t>
-      </w:r>
-      <w:r>
-        <w:rPr>
-          <w:rFonts w:eastAsiaTheme="minorEastAsia" w:hint="eastAsia"/>
-          <w:lang w:eastAsia="zh-CN"/>
-        </w:rPr>
-        <w:t>in</w:t>
-      </w:r>
-      <w:r>
-        <w:rPr>
-          <w:rFonts w:eastAsiaTheme="minorEastAsia"/>
-          <w:lang w:eastAsia="zh-CN"/>
-        </w:rPr>
-        <w:t xml:space="preserve"> </w:t>
-      </w:r>
-      <w:r>
-        <w:rPr>
-          <w:rFonts w:eastAsiaTheme="minorEastAsia"/>
-          <w:lang w:eastAsia="zh-CN"/>
-        </w:rPr>
-        <w:t>a</w:t>
-      </w:r>
-      <w:r>
-        <w:rPr>
-          <w:rFonts w:eastAsiaTheme="minorEastAsia"/>
-          <w:lang w:eastAsia="zh-CN"/>
-        </w:rPr>
-        <w:t xml:space="preserve"> </w:t>
-      </w:r>
-      <w:r>
-        <w:rPr>
-          <w:rFonts w:eastAsiaTheme="minorEastAsia"/>
-          <w:lang w:eastAsia="zh-CN"/>
-        </w:rPr>
-        <w:t xml:space="preserve">top-listed game </w:t>
-      </w:r>
-      <w:r>
-        <w:rPr>
-          <w:rFonts w:eastAsiaTheme="minorEastAsia"/>
-          <w:i/>
-          <w:iCs/>
-          <w:lang w:eastAsia="zh-CN"/>
-        </w:rPr>
-        <w:t>Naraka: Bladepoint</w:t>
-      </w:r>
-      <w:r>
-        <w:rPr>
-          <w:rFonts w:eastAsiaTheme="minorEastAsia"/>
-          <w:lang w:eastAsia="zh-CN"/>
-        </w:rPr>
-        <w:t xml:space="preserve"> </w:t>
-      </w:r>
-      <w:r>
-        <w:rPr>
-          <w:rFonts w:eastAsiaTheme="minorEastAsia"/>
-          <w:lang w:eastAsia="zh-CN"/>
-        </w:rPr>
-        <w:t xml:space="preserve">from </w:t>
-      </w:r>
-      <w:r>
-        <w:rPr>
-          <w:rFonts w:eastAsiaTheme="minorEastAsia"/>
-          <w:i/>
-          <w:iCs/>
-          <w:lang w:eastAsia="zh-CN"/>
-        </w:rPr>
-        <w:t>NetEase</w:t>
-      </w:r>
-      <w:r>
-        <w:rPr>
-          <w:rFonts w:eastAsiaTheme="minorEastAsia"/>
-          <w:lang w:eastAsia="zh-CN"/>
-        </w:rPr>
-        <w:t xml:space="preserve"> as an intern designer, where I</w:t>
-      </w:r>
-      <w:r>
-        <w:rPr>
-          <w:rFonts w:eastAsiaTheme="minorEastAsia"/>
-          <w:lang w:eastAsia="zh-CN"/>
-        </w:rPr>
-        <w:t xml:space="preserve"> tackled </w:t>
-      </w:r>
-      <w:r>
-        <w:rPr>
-          <w:rFonts w:eastAsiaTheme="minorEastAsia"/>
-          <w:lang w:eastAsia="zh-CN"/>
-        </w:rPr>
-        <w:t xml:space="preserve">movement </w:t>
-      </w:r>
-      <w:r>
-        <w:rPr>
-          <w:rFonts w:eastAsiaTheme="minorEastAsia"/>
-          <w:lang w:eastAsia="zh-CN"/>
-        </w:rPr>
-        <w:t xml:space="preserve">problems </w:t>
-      </w:r>
-      <w:r>
-        <w:rPr>
-          <w:rFonts w:eastAsiaTheme="minorEastAsia"/>
-          <w:lang w:eastAsia="zh-CN"/>
-        </w:rPr>
-        <w:t xml:space="preserve">in close collaboration </w:t>
-      </w:r>
-      <w:r>
-        <w:rPr>
-          <w:rFonts w:eastAsiaTheme="minorEastAsia"/>
-          <w:lang w:eastAsia="zh-CN"/>
-        </w:rPr>
-        <w:t xml:space="preserve">with programmers and optimized the art asset pipeline to speed up development just before release. </w:t>
-      </w:r>
-      <w:r>
-        <w:rPr>
-          <w:rFonts w:eastAsiaTheme="minorEastAsia"/>
-          <w:lang w:eastAsia="zh-CN"/>
-        </w:rPr>
-        <w:t xml:space="preserve">I am familiar with the development </w:t>
-      </w:r>
-      <w:r>
-        <w:rPr>
-          <w:rFonts w:eastAsiaTheme="minorEastAsia"/>
-          <w:lang w:eastAsia="zh-CN"/>
-        </w:rPr>
-        <w:t>process</w:t>
-      </w:r>
-      <w:r>
-        <w:rPr>
-          <w:rFonts w:eastAsiaTheme="minorEastAsia"/>
-          <w:lang w:eastAsia="zh-CN"/>
-        </w:rPr>
-        <w:t xml:space="preserve"> and have experience </w:t>
-      </w:r>
-      <w:r>
-        <w:rPr>
-          <w:rFonts w:eastAsiaTheme="minorEastAsia"/>
-          <w:lang w:eastAsia="zh-CN"/>
-        </w:rPr>
-        <w:t>working</w:t>
-      </w:r>
-      <w:r>
-        <w:rPr>
-          <w:rFonts w:eastAsiaTheme="minorEastAsia"/>
-          <w:lang w:eastAsia="zh-CN"/>
-        </w:rPr>
-        <w:t xml:space="preserve"> with SVN and Git.</w:t>
-      </w:r>
-      <w:r>
-        <w:rPr>
-          <w:rFonts w:eastAsiaTheme="minorEastAsia"/>
-          <w:lang w:eastAsia="zh-CN"/>
-        </w:rPr>
-        <w:t xml:space="preserve"> </w:t>
-      </w:r>
-      <w:r>
-        <w:rPr>
-          <w:rFonts w:eastAsiaTheme="minorEastAsia"/>
-          <w:lang w:eastAsia="zh-CN"/>
-        </w:rPr>
-        <w:t xml:space="preserve">I am </w:t>
-      </w:r>
-      <w:r>
-        <w:rPr>
-          <w:rFonts w:eastAsiaTheme="minorEastAsia"/>
-          <w:lang w:eastAsia="zh-CN"/>
-        </w:rPr>
-        <w:t>a thorough communicator as part of a team in addition to my ability for self-direction. My deep understanding and proven experience in game design</w:t>
-      </w:r>
-      <w:r>
-        <w:rPr>
-          <w:rFonts w:eastAsiaTheme="minorEastAsia"/>
-          <w:lang w:eastAsia="zh-CN"/>
-        </w:rPr>
-        <w:t xml:space="preserve"> and production</w:t>
-      </w:r>
-      <w:r>
-        <w:rPr>
-          <w:rFonts w:eastAsiaTheme="minorEastAsia"/>
-          <w:lang w:eastAsia="zh-CN"/>
-        </w:rPr>
-        <w:t xml:space="preserve"> </w:t>
-      </w:r>
-      <w:r>
-        <w:rPr>
-          <w:rFonts w:eastAsiaTheme="minorEastAsia"/>
-          <w:lang w:eastAsia="zh-CN"/>
-        </w:rPr>
-        <w:t>equip</w:t>
-      </w:r>
-      <w:r>
-        <w:rPr>
-          <w:rFonts w:eastAsiaTheme="minorEastAsia"/>
-          <w:lang w:eastAsia="zh-CN"/>
-        </w:rPr>
-        <w:t xml:space="preserve"> me </w:t>
-      </w:r>
-      <w:r>
-        <w:rPr>
-          <w:rFonts w:eastAsiaTheme="minorEastAsia" w:hint="eastAsia"/>
-          <w:lang w:eastAsia="zh-CN"/>
-        </w:rPr>
-        <w:t>as</w:t>
-      </w:r>
-      <w:r>
-        <w:rPr>
-          <w:rFonts w:eastAsiaTheme="minorEastAsia"/>
-          <w:lang w:eastAsia="zh-CN"/>
-        </w:rPr>
-        <w:t xml:space="preserve"> a programmer </w:t>
-      </w:r>
-      <w:r>
-        <w:rPr>
-          <w:rFonts w:eastAsiaTheme="minorEastAsia"/>
-          <w:lang w:eastAsia="zh-CN"/>
-        </w:rPr>
-        <w:t>to develop easier-to-use</w:t>
-      </w:r>
-      <w:r>
-        <w:rPr>
-          <w:rFonts w:eastAsiaTheme="minorEastAsia"/>
-          <w:lang w:eastAsia="zh-CN"/>
-        </w:rPr>
-        <w:t xml:space="preserve"> tools </w:t>
-      </w:r>
-      <w:r>
-        <w:rPr>
-          <w:rFonts w:eastAsiaTheme="minorEastAsia"/>
-          <w:lang w:eastAsia="zh-CN"/>
-        </w:rPr>
-        <w:t xml:space="preserve">for the team and reliable features </w:t>
-      </w:r>
-      <w:r>
-        <w:rPr>
-          <w:rFonts w:eastAsiaTheme="minorEastAsia"/>
-          <w:lang w:eastAsia="zh-CN"/>
-        </w:rPr>
-        <w:t xml:space="preserve">for the </w:t>
-      </w:r>
-      <w:r>
-        <w:rPr>
-          <w:rFonts w:eastAsiaTheme="minorEastAsia"/>
-          <w:lang w:eastAsia="zh-CN"/>
-        </w:rPr>
-        <w:t>game</w:t>
-      </w:r>
-      <w:r>
-        <w:rPr>
-          <w:rFonts w:eastAsiaTheme="minorEastAsia"/>
-          <w:lang w:eastAsia="zh-CN"/>
-        </w:rPr>
-        <w:t>.</w:t>
-      </w:r>
-    </w:p>
-    <w:p>
-      <w:pPr>
-        <w:ind w:rightChars="225" w:right="495"/>
-        <w:rPr>
-          <w:rFonts w:eastAsiaTheme="minorEastAsia"/>
-          <w:lang w:eastAsia="zh-CN"/>
-        </w:rPr>
-      </w:pPr>
-    </w:p>
-    <w:p>
-      <w:pPr>
-        <w:ind w:leftChars="193" w:left="425" w:rightChars="225" w:right="495"/>
-        <w:rPr>
-          <w:rFonts w:eastAsiaTheme="minorEastAsia"/>
-          <w:lang w:eastAsia="zh-CN"/>
-        </w:rPr>
-      </w:pPr>
-      <w:r>
-        <w:rPr>
-          <w:rFonts w:eastAsiaTheme="minorEastAsia"/>
-          <w:lang w:eastAsia="zh-CN"/>
-        </w:rPr>
-        <w:t xml:space="preserve">My exemplary programming skills along with my </w:t>
-      </w:r>
-      <w:r>
-        <w:rPr>
-          <w:rFonts w:eastAsiaTheme="minorEastAsia"/>
-          <w:lang w:eastAsia="zh-CN"/>
-        </w:rPr>
-        <w:t>passion for games</w:t>
-      </w:r>
-      <w:r>
-        <w:rPr>
-          <w:rFonts w:eastAsiaTheme="minorEastAsia"/>
-          <w:lang w:eastAsia="zh-CN"/>
-        </w:rPr>
-        <w:t xml:space="preserve"> make me a well-suited candidate for your </w:t>
-      </w:r>
-      <w:r>
-        <w:rPr>
-          <w:rFonts w:eastAsiaTheme="minorEastAsia" w:hint="eastAsia"/>
-          <w:b/>
-          <w:bCs/>
-          <w:lang w:eastAsia="zh-CN"/>
-        </w:rPr>
-        <w:t>G</w:t>
-      </w:r>
-      <w:r>
-        <w:rPr>
-          <w:rFonts w:eastAsiaTheme="minorEastAsia"/>
-          <w:b/>
-          <w:bCs/>
-          <w:lang w:eastAsia="zh-CN"/>
-        </w:rPr>
-        <w:t>ame Programmer</w:t>
-      </w:r>
-      <w:r>
-        <w:rPr>
-          <w:rFonts w:eastAsiaTheme="minorEastAsia"/>
-          <w:b/>
-          <w:bCs/>
-          <w:lang w:eastAsia="zh-CN"/>
-        </w:rPr>
-        <w:t xml:space="preserve"> </w:t>
-      </w:r>
-      <w:r>
-        <w:rPr>
-          <w:rFonts w:eastAsiaTheme="minorEastAsia"/>
-          <w:lang w:eastAsia="zh-CN"/>
-        </w:rPr>
-        <w:t>position.</w:t>
-      </w:r>
-      <w:r>
-        <w:rPr>
-          <w:rFonts w:eastAsiaTheme="minorEastAsia"/>
-          <w:lang w:eastAsia="zh-CN"/>
-        </w:rPr>
-        <w:t xml:space="preserve"> </w:t>
-      </w:r>
-      <w:r>
-        <w:rPr>
-          <w:rFonts w:eastAsiaTheme="minorEastAsia"/>
-          <w:lang w:eastAsia="zh-CN"/>
-        </w:rPr>
-        <w:t>As a</w:t>
-      </w:r>
-      <w:r>
-        <w:rPr>
-          <w:rFonts w:eastAsiaTheme="minorEastAsia"/>
-          <w:lang w:eastAsia="zh-CN"/>
-        </w:rPr>
-        <w:t xml:space="preserve">n adept </w:t>
-      </w:r>
-      <w:r>
-        <w:rPr>
-          <w:rFonts w:eastAsiaTheme="minorEastAsia"/>
-          <w:lang w:eastAsia="zh-CN"/>
-        </w:rPr>
-        <w:t>player who spent thousands of hours in</w:t>
-      </w:r>
-      <w:r>
-        <w:rPr>
-          <w:rFonts w:eastAsiaTheme="minorEastAsia"/>
-          <w:lang w:eastAsia="zh-CN"/>
-        </w:rPr>
-        <w:t xml:space="preserve"> both</w:t>
-      </w:r>
-      <w:r>
-        <w:rPr>
-          <w:rFonts w:eastAsiaTheme="minorEastAsia" w:hint="eastAsia"/>
-          <w:lang w:eastAsia="zh-CN"/>
-        </w:rPr>
-        <w:t xml:space="preserve"> </w:t>
-      </w:r>
-      <w:r>
-        <w:rPr>
-          <w:rFonts w:eastAsiaTheme="minorEastAsia"/>
-          <w:lang w:eastAsia="zh-CN"/>
-        </w:rPr>
-        <w:t>mobile</w:t>
-      </w:r>
-      <w:r>
-        <w:rPr>
-          <w:rFonts w:eastAsiaTheme="minorEastAsia"/>
-          <w:lang w:eastAsia="zh-CN"/>
-        </w:rPr>
-        <w:t xml:space="preserve"> and console/PC games, I </w:t>
-      </w:r>
-      <w:r>
-        <w:rPr>
-          <w:rFonts w:eastAsiaTheme="minorEastAsia"/>
-          <w:lang w:eastAsia="zh-CN"/>
-        </w:rPr>
-        <w:t>enjoy</w:t>
-      </w:r>
-      <w:r>
-        <w:rPr>
-          <w:rFonts w:eastAsiaTheme="minorEastAsia"/>
-          <w:lang w:eastAsia="zh-CN"/>
-        </w:rPr>
-        <w:t xml:space="preserve"> </w:t>
-      </w:r>
-      <w:r>
-        <w:rPr>
-          <w:rFonts w:eastAsiaTheme="minorEastAsia"/>
-          <w:lang w:eastAsia="zh-CN"/>
-        </w:rPr>
-        <w:t>games</w:t>
-      </w:r>
-      <w:r>
-        <w:rPr>
-          <w:rFonts w:eastAsiaTheme="minorEastAsia"/>
-          <w:lang w:eastAsia="zh-CN"/>
-        </w:rPr>
-        <w:t xml:space="preserve"> that have</w:t>
-      </w:r>
-      <w:r>
-        <w:rPr>
-          <w:rFonts w:eastAsiaTheme="minorEastAsia"/>
-          <w:lang w:eastAsia="zh-CN"/>
-        </w:rPr>
-        <w:t xml:space="preserve"> </w:t>
-      </w:r>
-      <w:r>
-        <w:rPr>
-          <w:rFonts w:eastAsiaTheme="minorEastAsia" w:hint="eastAsia"/>
-          <w:lang w:eastAsia="zh-CN"/>
-        </w:rPr>
-        <w:t>easy</w:t>
-      </w:r>
-      <w:r>
-        <w:rPr>
-          <w:rFonts w:eastAsiaTheme="minorEastAsia"/>
-          <w:lang w:eastAsia="zh-CN"/>
-        </w:rPr>
-        <w:t>-to-start</w:t>
-      </w:r>
-      <w:r>
-        <w:rPr>
-          <w:rFonts w:eastAsiaTheme="minorEastAsia"/>
-          <w:lang w:eastAsia="zh-CN"/>
-        </w:rPr>
-        <w:t xml:space="preserve"> gameplay and engaging </w:t>
-      </w:r>
-      <w:r>
-        <w:rPr>
-          <w:rFonts w:eastAsiaTheme="minorEastAsia"/>
-          <w:lang w:eastAsia="zh-CN"/>
-        </w:rPr>
-        <w:t>entertainment</w:t>
-      </w:r>
-      <w:r>
-        <w:rPr>
-          <w:rFonts w:eastAsiaTheme="minorEastAsia" w:hint="eastAsia"/>
-          <w:lang w:eastAsia="zh-CN"/>
-        </w:rPr>
-        <w:t>.</w:t>
-      </w:r>
-      <w:r>
-        <w:rPr>
-          <w:rFonts w:eastAsiaTheme="minorEastAsia"/>
-          <w:lang w:eastAsia="zh-CN"/>
-        </w:rPr>
-        <w:t xml:space="preserve"> </w:t>
-      </w:r>
-      <w:r>
-        <w:rPr>
-          <w:rFonts w:eastAsiaTheme="minorEastAsia"/>
-          <w:lang w:eastAsia="zh-CN"/>
-        </w:rPr>
-        <w:t>I would be thrilled</w:t>
-      </w:r>
-      <w:r>
-        <w:rPr>
-          <w:rFonts w:eastAsiaTheme="minorEastAsia"/>
-          <w:lang w:eastAsia="zh-CN"/>
-        </w:rPr>
-        <w:t xml:space="preserve"> to bring my </w:t>
-      </w:r>
-      <w:r>
-        <w:rPr>
-          <w:rFonts w:eastAsiaTheme="minorEastAsia"/>
-          <w:lang w:eastAsia="zh-CN"/>
-        </w:rPr>
-        <w:t>creativity and innovation</w:t>
-      </w:r>
-      <w:r>
-        <w:rPr>
-          <w:rFonts w:eastAsiaTheme="minorEastAsia"/>
-          <w:lang w:eastAsia="zh-CN"/>
-        </w:rPr>
-        <w:t xml:space="preserve"> to</w:t>
-      </w:r>
-      <w:r>
-        <w:rPr>
-          <w:rFonts w:eastAsiaTheme="minorEastAsia"/>
-          <w:lang w:eastAsia="zh-CN"/>
-        </w:rPr>
-        <w:t xml:space="preserve"> </w:t>
-      </w:r>
-      <w:proofErr w:type="spellStart"/>
-      <w:r>
-        <w:rPr>
-          <w:rFonts w:eastAsiaTheme="minorEastAsia"/>
-          <w:lang w:eastAsia="zh-CN"/>
-        </w:rPr>
-        <w:t>SciPlay</w:t>
-      </w:r>
-      <w:proofErr w:type="spellEnd"/>
-      <w:r>
-        <w:rPr>
-          <w:rFonts w:eastAsiaTheme="minorEastAsia"/>
-          <w:lang w:eastAsia="zh-CN"/>
-        </w:rPr>
-        <w:t xml:space="preserve"> to</w:t>
-      </w:r>
-      <w:r>
-        <w:rPr>
-          <w:rFonts w:eastAsiaTheme="minorEastAsia"/>
-          <w:lang w:eastAsia="zh-CN"/>
-        </w:rPr>
-        <w:t xml:space="preserve"> make games for everyone</w:t>
-      </w:r>
-      <w:r>
-        <w:rPr>
-          <w:rFonts w:eastAsiaTheme="minorEastAsia"/>
-          <w:lang w:eastAsia="zh-CN"/>
-        </w:rPr>
-        <w:t>.</w:t>
-      </w:r>
-    </w:p>
-    <w:p>
-      <w:pPr>
-        <w:ind w:leftChars="193" w:left="425" w:rightChars="225" w:right="495"/>
-        <w:rPr>
-          <w:rFonts w:eastAsiaTheme="minorEastAsia"/>
-          <w:lang w:eastAsia="zh-CN"/>
-        </w:rPr>
-      </w:pPr>
-    </w:p>
-    <w:p>
-      <w:pPr>
-        <w:ind w:leftChars="193" w:left="425" w:rightChars="225" w:right="495"/>
-        <w:rPr>
-          <w:rFonts w:eastAsiaTheme="minorEastAsia"/>
-          <w:lang w:eastAsia="zh-CN"/>
-        </w:rPr>
-      </w:pPr>
-      <w:r>
-        <w:rPr>
-          <w:rFonts w:eastAsiaTheme="minorEastAsia"/>
-          <w:lang w:eastAsia="zh-CN"/>
-        </w:rPr>
-        <w:t xml:space="preserve">Please review my website </w:t>
-      </w:r>
-      <w:hyperlink r:id="rId16" w:history="1">
-        <w:r>
-          <w:rPr>
-            <w:rStyle w:val="a4"/>
-            <w:rFonts w:eastAsiaTheme="minorEastAsia"/>
-            <w:lang w:eastAsia="zh-CN"/>
-          </w:rPr>
-          <w:t>https://neiljnda.github.io/</w:t>
-        </w:r>
-      </w:hyperlink>
-      <w:r>
-        <w:rPr>
-          <w:rFonts w:eastAsiaTheme="minorEastAsia"/>
-          <w:lang w:eastAsia="zh-CN"/>
-        </w:rPr>
-        <w:t xml:space="preserve"> and CV for additional details regarding my experience and achievements. Do not hesitate to </w:t>
-      </w:r>
-      <w:r>
-        <w:rPr>
-          <w:rFonts w:eastAsiaTheme="minorEastAsia"/>
-          <w:lang w:eastAsia="zh-CN"/>
-        </w:rPr>
-        <w:t xml:space="preserve">reach out if you have any questions. </w:t>
-      </w:r>
-      <w:r>
-        <w:rPr>
-          <w:rFonts w:eastAsiaTheme="minorEastAsia"/>
-          <w:lang w:eastAsia="zh-CN"/>
-        </w:rPr>
-        <w:t xml:space="preserve">I am available at your convenience and hope to hear you soon. </w:t>
-      </w:r>
-    </w:p>
-    <w:p>
-      <w:pPr>
-        <w:ind w:leftChars="193" w:left="425" w:rightChars="225" w:right="495"/>
-        <w:rPr>
-          <w:rFonts w:eastAsiaTheme="minorEastAsia"/>
-          <w:lang w:eastAsia="zh-CN"/>
-        </w:rPr>
-      </w:pPr>
-    </w:p>
-    <w:p>
-      <w:pPr>
-        <w:ind w:leftChars="193" w:left="425" w:rightChars="225" w:right="495"/>
-        <w:rPr>
-          <w:rFonts w:eastAsiaTheme="minorEastAsia"/>
-          <w:lang w:eastAsia="zh-CN"/>
-        </w:rPr>
-      </w:pPr>
-      <w:r>
-        <w:rPr>
-          <w:rFonts w:eastAsiaTheme="minorEastAsia" w:hint="eastAsia"/>
-          <w:lang w:eastAsia="zh-CN"/>
-        </w:rPr>
-        <w:t>T</w:t>
-      </w:r>
-      <w:r>
-        <w:rPr>
-          <w:rFonts w:eastAsiaTheme="minorEastAsia"/>
-          <w:lang w:eastAsia="zh-CN"/>
-        </w:rPr>
-        <w:t>hank you for your consideration.</w:t>
-      </w:r>
-    </w:p>
-    <w:p>
-      <w:pPr>
-        <w:ind w:leftChars="193" w:left="425" w:rightChars="225" w:right="495"/>
-        <w:rPr>
-          <w:rFonts w:eastAsiaTheme="minorEastAsia"/>
-          <w:lang w:eastAsia="zh-CN"/>
-        </w:rPr>
-      </w:pPr>
-    </w:p>
-    <w:p>
-      <w:pPr>
-        <w:ind w:leftChars="193" w:left="425" w:rightChars="225" w:right="495"/>
-        <w:rPr>
-          <w:rFonts w:eastAsiaTheme="minorEastAsia"/>
-          <w:lang w:eastAsia="zh-CN"/>
-        </w:rPr>
-      </w:pPr>
-    </w:p>
-    <w:p>
-      <w:pPr>
-        <w:ind w:leftChars="193" w:left="425" w:rightChars="225" w:right="495"/>
-        <w:rPr>
-          <w:rFonts w:eastAsiaTheme="minorEastAsia"/>
-          <w:lang w:eastAsia="zh-CN"/>
-        </w:rPr>
-      </w:pPr>
-      <w:r>
-        <w:rPr>
-          <w:rFonts w:eastAsiaTheme="minorEastAsia" w:hint="eastAsia"/>
-          <w:lang w:eastAsia="zh-CN"/>
-        </w:rPr>
-        <w:t>S</w:t>
-      </w:r>
-      <w:r>
-        <w:rPr>
-          <w:rFonts w:eastAsiaTheme="minorEastAsia"/>
-          <w:lang w:eastAsia="zh-CN"/>
-        </w:rPr>
-        <w:t>incerely,</w:t>
-      </w:r>
-    </w:p>
-    <w:p>
-      <w:pPr>
-        <w:ind w:leftChars="193" w:left="425" w:rightChars="225" w:right="495"/>
-        <w:rPr>
-          <w:rFonts w:eastAsiaTheme="minorEastAsia"/>
-          <w:lang w:eastAsia="zh-CN"/>
-        </w:rPr>
-      </w:pPr>
-      <w:r>
-        <w:rPr>
-          <w:rFonts w:eastAsiaTheme="minorEastAsia" w:hint="eastAsia"/>
-          <w:lang w:eastAsia="zh-CN"/>
-        </w:rPr>
-        <w:t>J</w:t>
-      </w:r>
-      <w:r>
-        <w:rPr>
-          <w:rFonts w:eastAsiaTheme="minorEastAsia"/>
-          <w:lang w:eastAsia="zh-CN"/>
-        </w:rPr>
-        <w:t>inda Li</w:t>
+        <w:t>Jinda Li</w:t>
       </w:r>
     </w:p>
     <w:sectPr>
@@ -2137,7 +697,7 @@
 </file>
 
 <file path=word/endnotes.xml><?xml version="1.0" encoding="utf-8"?>
-<w:endnotes xmlns:wpc="http://schemas.microsoft.com/office/word/2010/wordprocessingCanvas" xmlns:cx="http://schemas.microsoft.com/office/drawing/2014/chartex" xmlns:cx1="http://schemas.microsoft.com/office/drawing/2015/9/8/chartex" xmlns:cx2="http://schemas.microsoft.com/office/drawing/2015/10/21/chartex" xmlns:cx3="http://schemas.microsoft.com/office/drawing/2016/5/9/chartex" xmlns:cx4="http://schemas.microsoft.com/office/drawing/2016/5/10/chartex" xmlns:cx5="http://schemas.microsoft.com/office/drawing/2016/5/11/chartex" xmlns:cx6="http://schemas.microsoft.com/office/drawing/2016/5/12/chartex" xmlns:cx7="http://schemas.microsoft.com/office/drawing/2016/5/13/chartex" xmlns:cx8="http://schemas.microsoft.com/office/drawing/2016/5/14/chartex" xmlns:mc="http://schemas.openxmlformats.org/markup-compatibility/2006" xmlns:aink="http://schemas.microsoft.com/office/drawing/2016/ink" xmlns:am3d="http://schemas.microsoft.com/office/drawing/2017/model3d" xmlns:o="urn:schemas-microsoft-com:office:office" xmlns:oel="http://schemas.microsoft.com/office/2019/extlst" xmlns:r="http://schemas.openxmlformats.org/officeDocument/2006/relationships" xmlns:m="http://schemas.openxmlformats.org/officeDocument/2006/math" xmlns:v="urn:schemas-microsoft-com:vml" xmlns:wp14="http://schemas.microsoft.com/office/word/2010/wordprocessingDrawing" xmlns:wp="http://schemas.openxmlformats.org/drawingml/2006/wordprocessingDrawing" xmlns:w10="urn:schemas-microsoft-com:office:word" xmlns:w="http://schemas.openxmlformats.org/wordprocessingml/2006/main" xmlns:w14="http://schemas.microsoft.com/office/word/2010/wordml" xmlns:w15="http://schemas.microsoft.com/office/word/2012/wordml" xmlns:w16cex="http://schemas.microsoft.com/office/word/2018/wordml/cex" xmlns:w16cid="http://schemas.microsoft.com/office/word/2016/wordml/cid" xmlns:w16="http://schemas.microsoft.com/office/word/2018/wordml" xmlns:w16sdtdh="http://schemas.microsoft.com/office/word/2020/wordml/sdtdatahash" xmlns:w16se="http://schemas.microsoft.com/office/word/2015/wordml/symex" xmlns:wpg="http://schemas.microsoft.com/office/word/2010/wordprocessingGroup" xmlns:wpi="http://schemas.microsoft.com/office/word/2010/wordprocessingInk" xmlns:wne="http://schemas.microsoft.com/office/word/2006/wordml" xmlns:wps="http://schemas.microsoft.com/office/word/2010/wordprocessingShape" mc:Ignorable="w14 w15 w16se w16cid w16 w16cex w16sdtdh wp14">
+<w:endnotes xmlns:wpc="http://schemas.microsoft.com/office/word/2010/wordprocessingCanvas" xmlns:cx="http://schemas.microsoft.com/office/drawing/2014/chartex" xmlns:cx1="http://schemas.microsoft.com/office/drawing/2015/9/8/chartex" xmlns:cx2="http://schemas.microsoft.com/office/drawing/2015/10/21/chartex" xmlns:cx3="http://schemas.microsoft.com/office/drawing/2016/5/9/chartex" xmlns:cx4="http://schemas.microsoft.com/office/drawing/2016/5/10/chartex" xmlns:cx5="http://schemas.microsoft.com/office/drawing/2016/5/11/chartex" xmlns:cx6="http://schemas.microsoft.com/office/drawing/2016/5/12/chartex" xmlns:cx7="http://schemas.microsoft.com/office/drawing/2016/5/13/chartex" xmlns:cx8="http://schemas.microsoft.com/office/drawing/2016/5/14/chartex" xmlns:mc="http://schemas.openxmlformats.org/markup-compatibility/2006" xmlns:aink="http://schemas.microsoft.com/office/drawing/2016/ink" xmlns:am3d="http://schemas.microsoft.com/office/drawing/2017/model3d" xmlns:o="urn:schemas-microsoft-com:office:office" xmlns:oel="http://schemas.microsoft.com/office/2019/extlst" xmlns:r="http://schemas.openxmlformats.org/officeDocument/2006/relationships" xmlns:m="http://schemas.openxmlformats.org/officeDocument/2006/math" xmlns:v="urn:schemas-microsoft-com:vml" xmlns:wp14="http://schemas.microsoft.com/office/word/2010/wordprocessingDrawing" xmlns:wp="http://schemas.openxmlformats.org/drawingml/2006/wordprocessingDrawing" xmlns:w10="urn:schemas-microsoft-com:office:word" xmlns:w="http://schemas.openxmlformats.org/wordprocessingml/2006/main" xmlns:w14="http://schemas.microsoft.com/office/word/2010/wordml" xmlns:w15="http://schemas.microsoft.com/office/word/2012/wordml" xmlns:w16cex="http://schemas.microsoft.com/office/word/2018/wordml/cex" xmlns:w16cid="http://schemas.microsoft.com/office/word/2016/wordml/cid" xmlns:w16="http://schemas.microsoft.com/office/word/2018/wordml" xmlns:w16du="http://schemas.microsoft.com/office/word/2023/wordml/word16du" xmlns:w16sdtdh="http://schemas.microsoft.com/office/word/2020/wordml/sdtdatahash" xmlns:w16sdtfl="http://schemas.microsoft.com/office/word/2024/wordml/sdtformatlock" xmlns:w16se="http://schemas.microsoft.com/office/word/2015/wordml/symex" xmlns:wpg="http://schemas.microsoft.com/office/word/2010/wordprocessingGroup" xmlns:wpi="http://schemas.microsoft.com/office/word/2010/wordprocessingInk" xmlns:wne="http://schemas.microsoft.com/office/word/2006/wordml" xmlns:wps="http://schemas.microsoft.com/office/word/2010/wordprocessingShape" mc:Ignorable="w14 w15 w16se w16cid w16 w16cex w16sdtdh w16sdtfl w16du wp14">
   <w:endnote w:type="separator" w:id="-1">
     <w:p>
       <w:r>
@@ -2156,7 +716,7 @@
 </file>
 
 <file path=word/footnotes.xml><?xml version="1.0" encoding="utf-8"?>
-<w:footnotes xmlns:wpc="http://schemas.microsoft.com/office/word/2010/wordprocessingCanvas" xmlns:cx="http://schemas.microsoft.com/office/drawing/2014/chartex" xmlns:cx1="http://schemas.microsoft.com/office/drawing/2015/9/8/chartex" xmlns:cx2="http://schemas.microsoft.com/office/drawing/2015/10/21/chartex" xmlns:cx3="http://schemas.microsoft.com/office/drawing/2016/5/9/chartex" xmlns:cx4="http://schemas.microsoft.com/office/drawing/2016/5/10/chartex" xmlns:cx5="http://schemas.microsoft.com/office/drawing/2016/5/11/chartex" xmlns:cx6="http://schemas.microsoft.com/office/drawing/2016/5/12/chartex" xmlns:cx7="http://schemas.microsoft.com/office/drawing/2016/5/13/chartex" xmlns:cx8="http://schemas.microsoft.com/office/drawing/2016/5/14/chartex" xmlns:mc="http://schemas.openxmlformats.org/markup-compatibility/2006" xmlns:aink="http://schemas.microsoft.com/office/drawing/2016/ink" xmlns:am3d="http://schemas.microsoft.com/office/drawing/2017/model3d" xmlns:o="urn:schemas-microsoft-com:office:office" xmlns:oel="http://schemas.microsoft.com/office/2019/extlst" xmlns:r="http://schemas.openxmlformats.org/officeDocument/2006/relationships" xmlns:m="http://schemas.openxmlformats.org/officeDocument/2006/math" xmlns:v="urn:schemas-microsoft-com:vml" xmlns:wp14="http://schemas.microsoft.com/office/word/2010/wordprocessingDrawing" xmlns:wp="http://schemas.openxmlformats.org/drawingml/2006/wordprocessingDrawing" xmlns:w10="urn:schemas-microsoft-com:office:word" xmlns:w="http://schemas.openxmlformats.org/wordprocessingml/2006/main" xmlns:w14="http://schemas.microsoft.com/office/word/2010/wordml" xmlns:w15="http://schemas.microsoft.com/office/word/2012/wordml" xmlns:w16cex="http://schemas.microsoft.com/office/word/2018/wordml/cex" xmlns:w16cid="http://schemas.microsoft.com/office/word/2016/wordml/cid" xmlns:w16="http://schemas.microsoft.com/office/word/2018/wordml" xmlns:w16sdtdh="http://schemas.microsoft.com/office/word/2020/wordml/sdtdatahash" xmlns:w16se="http://schemas.microsoft.com/office/word/2015/wordml/symex" xmlns:wpg="http://schemas.microsoft.com/office/word/2010/wordprocessingGroup" xmlns:wpi="http://schemas.microsoft.com/office/word/2010/wordprocessingInk" xmlns:wne="http://schemas.microsoft.com/office/word/2006/wordml" xmlns:wps="http://schemas.microsoft.com/office/word/2010/wordprocessingShape" mc:Ignorable="w14 w15 w16se w16cid w16 w16cex w16sdtdh wp14">
+<w:footnotes xmlns:wpc="http://schemas.microsoft.com/office/word/2010/wordprocessingCanvas" xmlns:cx="http://schemas.microsoft.com/office/drawing/2014/chartex" xmlns:cx1="http://schemas.microsoft.com/office/drawing/2015/9/8/chartex" xmlns:cx2="http://schemas.microsoft.com/office/drawing/2015/10/21/chartex" xmlns:cx3="http://schemas.microsoft.com/office/drawing/2016/5/9/chartex" xmlns:cx4="http://schemas.microsoft.com/office/drawing/2016/5/10/chartex" xmlns:cx5="http://schemas.microsoft.com/office/drawing/2016/5/11/chartex" xmlns:cx6="http://schemas.microsoft.com/office/drawing/2016/5/12/chartex" xmlns:cx7="http://schemas.microsoft.com/office/drawing/2016/5/13/chartex" xmlns:cx8="http://schemas.microsoft.com/office/drawing/2016/5/14/chartex" xmlns:mc="http://schemas.openxmlformats.org/markup-compatibility/2006" xmlns:aink="http://schemas.microsoft.com/office/drawing/2016/ink" xmlns:am3d="http://schemas.microsoft.com/office/drawing/2017/model3d" xmlns:o="urn:schemas-microsoft-com:office:office" xmlns:oel="http://schemas.microsoft.com/office/2019/extlst" xmlns:r="http://schemas.openxmlformats.org/officeDocument/2006/relationships" xmlns:m="http://schemas.openxmlformats.org/officeDocument/2006/math" xmlns:v="urn:schemas-microsoft-com:vml" xmlns:wp14="http://schemas.microsoft.com/office/word/2010/wordprocessingDrawing" xmlns:wp="http://schemas.openxmlformats.org/drawingml/2006/wordprocessingDrawing" xmlns:w10="urn:schemas-microsoft-com:office:word" xmlns:w="http://schemas.openxmlformats.org/wordprocessingml/2006/main" xmlns:w14="http://schemas.microsoft.com/office/word/2010/wordml" xmlns:w15="http://schemas.microsoft.com/office/word/2012/wordml" xmlns:w16cex="http://schemas.microsoft.com/office/word/2018/wordml/cex" xmlns:w16cid="http://schemas.microsoft.com/office/word/2016/wordml/cid" xmlns:w16="http://schemas.microsoft.com/office/word/2018/wordml" xmlns:w16du="http://schemas.microsoft.com/office/word/2023/wordml/word16du" xmlns:w16sdtdh="http://schemas.microsoft.com/office/word/2020/wordml/sdtdatahash" xmlns:w16sdtfl="http://schemas.microsoft.com/office/word/2024/wordml/sdtformatlock" xmlns:w16se="http://schemas.microsoft.com/office/word/2015/wordml/symex" xmlns:wpg="http://schemas.microsoft.com/office/word/2010/wordprocessingGroup" xmlns:wpi="http://schemas.microsoft.com/office/word/2010/wordprocessingInk" xmlns:wne="http://schemas.microsoft.com/office/word/2006/wordml" xmlns:wps="http://schemas.microsoft.com/office/word/2010/wordprocessingShape" mc:Ignorable="w14 w15 w16se w16cid w16 w16cex w16sdtdh w16sdtfl w16du wp14">
   <w:footnote w:type="separator" w:id="-1">
     <w:p>
       <w:r>
@@ -2175,7 +735,7 @@
 </file>
 
 <file path=word/numbering.xml><?xml version="1.0" encoding="utf-8"?>
-<w:numbering xmlns:wpc="http://schemas.microsoft.com/office/word/2010/wordprocessingCanvas" xmlns:cx="http://schemas.microsoft.com/office/drawing/2014/chartex" xmlns:cx1="http://schemas.microsoft.com/office/drawing/2015/9/8/chartex" xmlns:cx2="http://schemas.microsoft.com/office/drawing/2015/10/21/chartex" xmlns:cx3="http://schemas.microsoft.com/office/drawing/2016/5/9/chartex" xmlns:cx4="http://schemas.microsoft.com/office/drawing/2016/5/10/chartex" xmlns:cx5="http://schemas.microsoft.com/office/drawing/2016/5/11/chartex" xmlns:cx6="http://schemas.microsoft.com/office/drawing/2016/5/12/chartex" xmlns:cx7="http://schemas.microsoft.com/office/drawing/2016/5/13/chartex" xmlns:cx8="http://schemas.microsoft.com/office/drawing/2016/5/14/chartex" xmlns:mc="http://schemas.openxmlformats.org/markup-compatibility/2006" xmlns:aink="http://schemas.microsoft.com/office/drawing/2016/ink" xmlns:am3d="http://schemas.microsoft.com/office/drawing/2017/model3d" xmlns:o="urn:schemas-microsoft-com:office:office" xmlns:oel="http://schemas.microsoft.com/office/2019/extlst" xmlns:r="http://schemas.openxmlformats.org/officeDocument/2006/relationships" xmlns:m="http://schemas.openxmlformats.org/officeDocument/2006/math" xmlns:v="urn:schemas-microsoft-com:vml" xmlns:wp14="http://schemas.microsoft.com/office/word/2010/wordprocessingDrawing" xmlns:wp="http://schemas.openxmlformats.org/drawingml/2006/wordprocessingDrawing" xmlns:w10="urn:schemas-microsoft-com:office:word" xmlns:w="http://schemas.openxmlformats.org/wordprocessingml/2006/main" xmlns:w14="http://schemas.microsoft.com/office/word/2010/wordml" xmlns:w15="http://schemas.microsoft.com/office/word/2012/wordml" xmlns:w16cex="http://schemas.microsoft.com/office/word/2018/wordml/cex" xmlns:w16cid="http://schemas.microsoft.com/office/word/2016/wordml/cid" xmlns:w16="http://schemas.microsoft.com/office/word/2018/wordml" xmlns:w16sdtdh="http://schemas.microsoft.com/office/word/2020/wordml/sdtdatahash" xmlns:w16se="http://schemas.microsoft.com/office/word/2015/wordml/symex" xmlns:wpg="http://schemas.microsoft.com/office/word/2010/wordprocessingGroup" xmlns:wpi="http://schemas.microsoft.com/office/word/2010/wordprocessingInk" xmlns:wne="http://schemas.microsoft.com/office/word/2006/wordml" xmlns:wps="http://schemas.microsoft.com/office/word/2010/wordprocessingShape" mc:Ignorable="w14 w15 w16se w16cid w16 w16cex w16sdtdh wp14">
+<w:numbering xmlns:wpc="http://schemas.microsoft.com/office/word/2010/wordprocessingCanvas" xmlns:cx="http://schemas.microsoft.com/office/drawing/2014/chartex" xmlns:cx1="http://schemas.microsoft.com/office/drawing/2015/9/8/chartex" xmlns:cx2="http://schemas.microsoft.com/office/drawing/2015/10/21/chartex" xmlns:cx3="http://schemas.microsoft.com/office/drawing/2016/5/9/chartex" xmlns:cx4="http://schemas.microsoft.com/office/drawing/2016/5/10/chartex" xmlns:cx5="http://schemas.microsoft.com/office/drawing/2016/5/11/chartex" xmlns:cx6="http://schemas.microsoft.com/office/drawing/2016/5/12/chartex" xmlns:cx7="http://schemas.microsoft.com/office/drawing/2016/5/13/chartex" xmlns:cx8="http://schemas.microsoft.com/office/drawing/2016/5/14/chartex" xmlns:mc="http://schemas.openxmlformats.org/markup-compatibility/2006" xmlns:aink="http://schemas.microsoft.com/office/drawing/2016/ink" xmlns:am3d="http://schemas.microsoft.com/office/drawing/2017/model3d" xmlns:o="urn:schemas-microsoft-com:office:office" xmlns:oel="http://schemas.microsoft.com/office/2019/extlst" xmlns:r="http://schemas.openxmlformats.org/officeDocument/2006/relationships" xmlns:m="http://schemas.openxmlformats.org/officeDocument/2006/math" xmlns:v="urn:schemas-microsoft-com:vml" xmlns:wp14="http://schemas.microsoft.com/office/word/2010/wordprocessingDrawing" xmlns:wp="http://schemas.openxmlformats.org/drawingml/2006/wordprocessingDrawing" xmlns:w10="urn:schemas-microsoft-com:office:word" xmlns:w="http://schemas.openxmlformats.org/wordprocessingml/2006/main" xmlns:w14="http://schemas.microsoft.com/office/word/2010/wordml" xmlns:w15="http://schemas.microsoft.com/office/word/2012/wordml" xmlns:w16cex="http://schemas.microsoft.com/office/word/2018/wordml/cex" xmlns:w16cid="http://schemas.microsoft.com/office/word/2016/wordml/cid" xmlns:w16="http://schemas.microsoft.com/office/word/2018/wordml" xmlns:w16du="http://schemas.microsoft.com/office/word/2023/wordml/word16du" xmlns:w16sdtdh="http://schemas.microsoft.com/office/word/2020/wordml/sdtdatahash" xmlns:w16sdtfl="http://schemas.microsoft.com/office/word/2024/wordml/sdtformatlock" xmlns:w16se="http://schemas.microsoft.com/office/word/2015/wordml/symex" xmlns:wpg="http://schemas.microsoft.com/office/word/2010/wordprocessingGroup" xmlns:wpi="http://schemas.microsoft.com/office/word/2010/wordprocessingInk" xmlns:wne="http://schemas.microsoft.com/office/word/2006/wordml" xmlns:wps="http://schemas.microsoft.com/office/word/2010/wordprocessingShape" mc:Ignorable="w14 w15 w16se w16cid w16 w16cex w16sdtdh w16sdtfl w16du wp14">
   <w:abstractNum w:abstractNumId="0" w15:restartNumberingAfterBreak="0">
     <w:nsid w:val="008F1FD5"/>
     <w:multiLevelType w:val="hybridMultilevel"/>
@@ -2644,7 +1204,7 @@
 </file>
 
 <file path=word/styles.xml><?xml version="1.0" encoding="utf-8"?>
-<w:styles xmlns:mc="http://schemas.openxmlformats.org/markup-compatibility/2006" xmlns:r="http://schemas.openxmlformats.org/officeDocument/2006/relationships" xmlns:w="http://schemas.openxmlformats.org/wordprocessingml/2006/main" xmlns:w14="http://schemas.microsoft.com/office/word/2010/wordml" xmlns:w15="http://schemas.microsoft.com/office/word/2012/wordml" xmlns:w16cex="http://schemas.microsoft.com/office/word/2018/wordml/cex" xmlns:w16cid="http://schemas.microsoft.com/office/word/2016/wordml/cid" xmlns:w16="http://schemas.microsoft.com/office/word/2018/wordml" xmlns:w16sdtdh="http://schemas.microsoft.com/office/word/2020/wordml/sdtdatahash" xmlns:w16se="http://schemas.microsoft.com/office/word/2015/wordml/symex" mc:Ignorable="w14 w15 w16se w16cid w16 w16cex w16sdtdh">
+<w:styles xmlns:mc="http://schemas.openxmlformats.org/markup-compatibility/2006" xmlns:r="http://schemas.openxmlformats.org/officeDocument/2006/relationships" xmlns:w="http://schemas.openxmlformats.org/wordprocessingml/2006/main" xmlns:w14="http://schemas.microsoft.com/office/word/2010/wordml" xmlns:w15="http://schemas.microsoft.com/office/word/2012/wordml" xmlns:w16cex="http://schemas.microsoft.com/office/word/2018/wordml/cex" xmlns:w16cid="http://schemas.microsoft.com/office/word/2016/wordml/cid" xmlns:w16="http://schemas.microsoft.com/office/word/2018/wordml" xmlns:w16du="http://schemas.microsoft.com/office/word/2023/wordml/word16du" xmlns:w16sdtdh="http://schemas.microsoft.com/office/word/2020/wordml/sdtdatahash" xmlns:w16sdtfl="http://schemas.microsoft.com/office/word/2024/wordml/sdtformatlock" xmlns:w16se="http://schemas.microsoft.com/office/word/2015/wordml/symex" mc:Ignorable="w14 w15 w16se w16cid w16 w16cex w16sdtdh w16sdtfl w16du">
   <w:docDefaults>
     <w:rPrDefault>
       <w:rPr>
@@ -3054,7 +1614,6 @@
   <w:style w:type="character" w:default="1" w:styleId="a0">
     <w:name w:val="Default Paragraph Font"/>
     <w:uiPriority w:val="1"/>
-    <w:semiHidden/>
     <w:unhideWhenUsed/>
   </w:style>
   <w:style w:type="table" w:default="1" w:styleId="a1">
